--- a/Generative-AI/course-materials/blackboard/docx/Generative_AI_Week04_Module_Guide.docx
+++ b/Generative-AI/course-materials/blackboard/docx/Generative_AI_Week04_Module_Guide.docx
@@ -1778,7 +1778,7 @@
           <w:b w:val="0"/>
           <w:i w:val="0"/>
         </w:rPr>
-        <w:t>Type: Discussion Board. Points: 50. Submit one initial post and two peer responses in the Week 4 Discussion item. Use Blackboard’s displayed due dates.</w:t>
+        <w:t>Type: Discussion Board. Points: 10. Submit one initial post and two peer responses in the Week 4 Discussion item. Use Blackboard’s displayed due dates.</w:t>
       </w:r>
     </w:p>
     <w:p>
@@ -2065,7 +2065,7 @@
                 <w:b w:val="0"/>
                 <w:i w:val="0"/>
               </w:rPr>
-              <w:t>15</w:t>
+              <w:t>3</w:t>
             </w:r>
           </w:p>
         </w:tc>
@@ -2127,7 +2127,7 @@
                 <w:b w:val="0"/>
                 <w:i w:val="0"/>
               </w:rPr>
-              <w:t>15</w:t>
+              <w:t>3</w:t>
             </w:r>
           </w:p>
         </w:tc>
@@ -2189,7 +2189,7 @@
                 <w:b w:val="0"/>
                 <w:i w:val="0"/>
               </w:rPr>
-              <w:t>10</w:t>
+              <w:t>2</w:t>
             </w:r>
           </w:p>
         </w:tc>
@@ -2251,7 +2251,7 @@
                 <w:b w:val="0"/>
                 <w:i w:val="0"/>
               </w:rPr>
-              <w:t>10</w:t>
+              <w:t>2</w:t>
             </w:r>
           </w:p>
         </w:tc>
@@ -2306,7 +2306,7 @@
                 <w:b w:val="0"/>
                 <w:i w:val="0"/>
               </w:rPr>
-              <w:t>50</w:t>
+              <w:t>10</w:t>
             </w:r>
           </w:p>
         </w:tc>
@@ -2350,7 +2350,7 @@
           <w:b w:val="0"/>
           <w:i w:val="0"/>
         </w:rPr>
-        <w:t>Type: Applied analysis. Points: 75. Submit one PDF or DOCX to Week 4 Assignment 2. Aim for 600–800 words of analysis plus the requested matrix, diagram, prompts, or evidence appendix; these artifacts are not included in the word guide.</w:t>
+        <w:t>Type: Applied analysis. Points: 25. Submit one PDF or DOCX to Week 4 Assignment 2. Aim for 600–800 words of analysis plus the requested matrix, diagram, prompts, or evidence appendix; these artifacts are not included in the word guide.</w:t>
       </w:r>
     </w:p>
     <w:p>
@@ -2636,7 +2636,7 @@
                 <w:b w:val="0"/>
                 <w:i w:val="0"/>
               </w:rPr>
-              <w:t>15</w:t>
+              <w:t>5</w:t>
             </w:r>
           </w:p>
         </w:tc>
@@ -2698,7 +2698,7 @@
                 <w:b w:val="0"/>
                 <w:i w:val="0"/>
               </w:rPr>
-              <w:t>25</w:t>
+              <w:t>8</w:t>
             </w:r>
           </w:p>
         </w:tc>
@@ -2760,7 +2760,7 @@
                 <w:b w:val="0"/>
                 <w:i w:val="0"/>
               </w:rPr>
-              <w:t>15</w:t>
+              <w:t>5</w:t>
             </w:r>
           </w:p>
         </w:tc>
@@ -2822,7 +2822,7 @@
                 <w:b w:val="0"/>
                 <w:i w:val="0"/>
               </w:rPr>
-              <w:t>15</w:t>
+              <w:t>5</w:t>
             </w:r>
           </w:p>
         </w:tc>
@@ -2884,7 +2884,7 @@
                 <w:b w:val="0"/>
                 <w:i w:val="0"/>
               </w:rPr>
-              <w:t>5</w:t>
+              <w:t>2</w:t>
             </w:r>
           </w:p>
         </w:tc>
@@ -2939,7 +2939,7 @@
                 <w:b w:val="0"/>
                 <w:i w:val="0"/>
               </w:rPr>
-              <w:t>75</w:t>
+              <w:t>25</w:t>
             </w:r>
           </w:p>
         </w:tc>
@@ -2973,7 +2973,7 @@
           <w:b w:val="0"/>
           <w:i w:val="0"/>
         </w:rPr>
-        <w:t>Type: Project portfolio milestone. Points: 50. Submit a PDF or DOCX to Week 4 Project Milestone. Preserve the author’s required elements below and retain an editable copy for Week 16.</w:t>
+        <w:t>Type: Project portfolio milestone. Points: 15. Submit a PDF or DOCX to Week 4 Project Milestone. Preserve the author’s required elements below and retain an editable copy for Week 16.</w:t>
       </w:r>
     </w:p>
     <w:p>
@@ -3288,7 +3288,7 @@
                 <w:b w:val="0"/>
                 <w:i w:val="0"/>
               </w:rPr>
-              <w:t>20</w:t>
+              <w:t>5</w:t>
             </w:r>
           </w:p>
         </w:tc>
@@ -3350,7 +3350,7 @@
                 <w:b w:val="0"/>
                 <w:i w:val="0"/>
               </w:rPr>
-              <w:t>15</w:t>
+              <w:t>5</w:t>
             </w:r>
           </w:p>
         </w:tc>
@@ -3412,7 +3412,7 @@
                 <w:b w:val="0"/>
                 <w:i w:val="0"/>
               </w:rPr>
-              <w:t>15</w:t>
+              <w:t>5</w:t>
             </w:r>
           </w:p>
         </w:tc>
@@ -3467,7 +3467,7 @@
                 <w:b w:val="0"/>
                 <w:i w:val="0"/>
               </w:rPr>
-              <w:t>50</w:t>
+              <w:t>15</w:t>
             </w:r>
           </w:p>
         </w:tc>
@@ -3679,7 +3679,7 @@
                 <w:b w:val="0"/>
                 <w:i w:val="0"/>
               </w:rPr>
-              <w:t>50</w:t>
+              <w:t>10</w:t>
             </w:r>
           </w:p>
         </w:tc>
@@ -3760,7 +3760,7 @@
                 <w:b w:val="0"/>
                 <w:i w:val="0"/>
               </w:rPr>
-              <w:t>75</w:t>
+              <w:t>25</w:t>
             </w:r>
           </w:p>
         </w:tc>
@@ -3841,7 +3841,7 @@
                 <w:b w:val="0"/>
                 <w:i w:val="0"/>
               </w:rPr>
-              <w:t>50</w:t>
+              <w:t>15</w:t>
             </w:r>
           </w:p>
         </w:tc>
@@ -3908,7 +3908,7 @@
                 <w:b w:val="0"/>
                 <w:i w:val="0"/>
               </w:rPr>
-              <w:t>175</w:t>
+              <w:t>50</w:t>
             </w:r>
           </w:p>
         </w:tc>
